--- a/apps/fidelity/fixtures/spike-baseline-01.docx
+++ b/apps/fidelity/fixtures/spike-baseline-01.docx
@@ -1,9 +1,10 @@
 
 <file path=word/document.xml><?xml version="1.0" encoding="utf-8"?>
-<w:document xmlns:wpc="http://schemas.microsoft.com/office/word/2010/wordprocessingCanvas" xmlns:cx="http://schemas.microsoft.com/office/drawing/2014/chartex" xmlns:cx1="http://schemas.microsoft.com/office/drawing/2015/9/8/chartex" xmlns:cx2="http://schemas.microsoft.com/office/drawing/2015/10/21/chartex" xmlns:cx3="http://schemas.microsoft.com/office/drawing/2016/5/9/chartex" xmlns:cx4="http://schemas.microsoft.com/office/drawing/2016/5/10/chartex" xmlns:cx5="http://schemas.microsoft.com/office/drawing/2016/5/11/chartex" xmlns:cx6="http://schemas.microsoft.com/office/drawing/2016/5/12/chartex" xmlns:cx7="http://schemas.microsoft.com/office/drawing/2016/5/13/chartex" xmlns:cx8="http://schemas.microsoft.com/office/drawing/2016/5/14/chartex" xmlns:mc="http://schemas.openxmlformats.org/markup-compatibility/2006" xmlns:aink="http://schemas.microsoft.com/office/drawing/2016/ink" xmlns:am3d="http://schemas.microsoft.com/office/drawing/2017/model3d" xmlns:o="urn:schemas-microsoft-com:office:office" xmlns:oel="http://schemas.microsoft.com/office/2019/extlst" xmlns:r="http://schemas.openxmlformats.org/officeDocument/2006/relationships" xmlns:m="http://schemas.openxmlformats.org/officeDocument/2006/math" xmlns:v="urn:schemas-microsoft-com:vml" xmlns:wp14="http://schemas.microsoft.com/office/word/2010/wordprocessingDrawing" xmlns:wp="http://schemas.openxmlformats.org/drawingml/2006/wordprocessingDrawing" xmlns:w10="urn:schemas-microsoft-com:office:word" xmlns:w="http://schemas.openxmlformats.org/wordprocessingml/2006/main" xmlns:w14="http://schemas.microsoft.com/office/word/2010/wordml" xmlns:w15="http://schemas.microsoft.com/office/word/2012/wordml" xmlns:w16cei="http://schemas.microsoft.com/office/word/2026/wordml/cei" xmlns:w16cex="http://schemas.microsoft.com/office/word/2018/wordml/cex" xmlns:w16cid="http://schemas.microsoft.com/office/word/2016/wordml/cid" xmlns:w16="http://schemas.microsoft.com/office/word/2018/wordml" xmlns:w16du="http://schemas.microsoft.com/office/word/2023/wordml/word16du" xmlns:w16sdtdh="http://schemas.microsoft.com/office/word/2020/wordml/sdtdatahash" xmlns:w16sdtfl="http://schemas.microsoft.com/office/word/2024/wordml/sdtformatlock" xmlns:w16se="http://schemas.microsoft.com/office/word/2015/wordml/symex" xmlns:wpg="http://schemas.microsoft.com/office/word/2010/wordprocessingGroup" xmlns:wpi="http://schemas.microsoft.com/office/word/2010/wordprocessingInk" xmlns:wne="http://schemas.microsoft.com/office/word/2006/wordml" xmlns:wps="http://schemas.microsoft.com/office/word/2010/wordprocessingShape" mc:Ignorable="w14 w15 w16se w16cid w16 w16cex w16sdtdh w16sdtfl w16du wp14">
+<w:document xmlns:wpc="http://schemas.microsoft.com/office/word/2010/wordprocessingCanvas" xmlns:cx="http://schemas.microsoft.com/office/drawing/2014/chartex" xmlns:cx1="http://schemas.microsoft.com/office/drawing/2015/9/8/chartex" xmlns:cx2="http://schemas.microsoft.com/office/drawing/2015/10/21/chartex" xmlns:cx3="http://schemas.microsoft.com/office/drawing/2016/5/9/chartex" xmlns:cx4="http://schemas.microsoft.com/office/drawing/2016/5/10/chartex" xmlns:cx5="http://schemas.microsoft.com/office/drawing/2016/5/11/chartex" xmlns:cx6="http://schemas.microsoft.com/office/drawing/2016/5/12/chartex" xmlns:cx7="http://schemas.microsoft.com/office/drawing/2016/5/13/chartex" xmlns:cx8="http://schemas.microsoft.com/office/drawing/2016/5/14/chartex" xmlns:mc="http://schemas.openxmlformats.org/markup-compatibility/2006" xmlns:aink="http://schemas.microsoft.com/office/drawing/2016/ink" xmlns:am3d="http://schemas.microsoft.com/office/drawing/2017/model3d" xmlns:o="urn:schemas-microsoft-com:office:office" xmlns:oel="http://schemas.microsoft.com/office/2019/extlst" xmlns:r="http://schemas.openxmlformats.org/officeDocument/2006/relationships" xmlns:m="http://schemas.openxmlformats.org/officeDocument/2006/math" xmlns:v="urn:schemas-microsoft-com:vml" xmlns:wp14="http://schemas.microsoft.com/office/word/2010/wordprocessingDrawing" xmlns:wp="http://schemas.openxmlformats.org/drawingml/2006/wordprocessingDrawing" xmlns:w10="urn:schemas-microsoft-com:office:word" xmlns:w="http://schemas.openxmlformats.org/wordprocessingml/2006/main" xmlns:w14="http://schemas.microsoft.com/office/word/2010/wordml" xmlns:w15="http://schemas.microsoft.com/office/word/2012/wordml" xmlns:w16cex="http://schemas.microsoft.com/office/word/2018/wordml/cex" xmlns:w16cid="http://schemas.microsoft.com/office/word/2016/wordml/cid" xmlns:w16="http://schemas.microsoft.com/office/word/2018/wordml" xmlns:w16du="http://schemas.microsoft.com/office/word/2023/wordml/word16du" xmlns:w16sdtdh="http://schemas.microsoft.com/office/word/2020/wordml/sdtdatahash" xmlns:w16sdtfl="http://schemas.microsoft.com/office/word/2024/wordml/sdtformatlock" xmlns:w16se="http://schemas.microsoft.com/office/word/2015/wordml/symex" xmlns:wpg="http://schemas.microsoft.com/office/word/2010/wordprocessingGroup" xmlns:wpi="http://schemas.microsoft.com/office/word/2010/wordprocessingInk" xmlns:wne="http://schemas.microsoft.com/office/word/2006/wordml" xmlns:wps="http://schemas.microsoft.com/office/word/2010/wordprocessingShape" mc:Ignorable="w14 w15 w16se w16cid w16 w16cex w16sdtdh w16sdtfl w16du wp14">
   <w:body>
     <w:p>
       <w:pPr>
+        <w:widowControl/>
         <w:jc w:val="left"/>
         <w:rPr>
           <w:rFonts w:ascii="Times New Roman" w:eastAsia="仿宋" w:hAnsi="Times New Roman" w:hint="eastAsia"/>
@@ -20,6 +21,7 @@
     </w:p>
     <w:p>
       <w:pPr>
+        <w:widowControl/>
         <w:jc w:val="left"/>
         <w:rPr>
           <w:rFonts w:ascii="Times New Roman" w:eastAsia="宋体" w:hAnsi="Times New Roman" w:hint="eastAsia"/>
@@ -36,6 +38,7 @@
     </w:p>
     <w:p>
       <w:pPr>
+        <w:widowControl/>
         <w:jc w:val="left"/>
         <w:rPr>
           <w:rFonts w:ascii="Times New Roman" w:eastAsia="仿宋" w:hAnsi="Times New Roman" w:hint="eastAsia"/>
@@ -53,6 +56,7 @@
     <w:p>
       <w:pPr>
         <w:pageBreakBefore/>
+        <w:widowControl/>
         <w:jc w:val="left"/>
         <w:rPr>
           <w:rFonts w:ascii="Times New Roman" w:eastAsia="黑体" w:hAnsi="Times New Roman" w:hint="eastAsia"/>
@@ -69,6 +73,7 @@
     </w:p>
     <w:p>
       <w:pPr>
+        <w:widowControl/>
         <w:jc w:val="left"/>
         <w:rPr>
           <w:rFonts w:ascii="Times New Roman" w:eastAsia="宋体" w:hAnsi="Times New Roman" w:hint="eastAsia"/>
@@ -86,6 +91,7 @@
     <w:p>
       <w:pPr>
         <w:pageBreakBefore/>
+        <w:widowControl/>
         <w:jc w:val="left"/>
         <w:rPr>
           <w:rFonts w:ascii="Times New Roman" w:eastAsia="楷体" w:hAnsi="Times New Roman" w:hint="eastAsia"/>
@@ -103,6 +109,7 @@
     <w:p>
       <w:pPr>
         <w:pageBreakBefore/>
+        <w:widowControl/>
         <w:jc w:val="left"/>
         <w:rPr>
           <w:rFonts w:ascii="Times New Roman" w:eastAsia="微软雅黑" w:hAnsi="Times New Roman" w:hint="eastAsia"/>
@@ -120,6 +127,7 @@
     <w:p>
       <w:pPr>
         <w:pageBreakBefore/>
+        <w:widowControl/>
         <w:jc w:val="left"/>
         <w:rPr>
           <w:rFonts w:ascii="Times New Roman" w:eastAsia="等线" w:hAnsi="Times New Roman" w:hint="eastAsia"/>
@@ -136,6 +144,7 @@
     </w:p>
     <w:p>
       <w:pPr>
+        <w:widowControl/>
         <w:jc w:val="left"/>
         <w:rPr>
           <w:rFonts w:ascii="Times New Roman" w:eastAsia="宋体" w:hAnsi="Times New Roman" w:hint="eastAsia"/>
@@ -153,6 +162,7 @@
     <w:p>
       <w:pPr>
         <w:pageBreakBefore/>
+        <w:widowControl/>
         <w:jc w:val="left"/>
         <w:rPr>
           <w:rFonts w:ascii="Times New Roman" w:eastAsia="宋体" w:hAnsi="Times New Roman"/>
@@ -169,6 +179,7 @@
     </w:p>
     <w:p>
       <w:pPr>
+        <w:widowControl/>
         <w:jc w:val="left"/>
         <w:rPr>
           <w:rFonts w:ascii="Arial" w:eastAsia="宋体" w:hAnsi="Arial"/>
@@ -186,6 +197,7 @@
     <w:p>
       <w:pPr>
         <w:pageBreakBefore/>
+        <w:widowControl/>
         <w:jc w:val="left"/>
         <w:rPr>
           <w:rFonts w:ascii="Arial" w:eastAsia="宋体" w:hAnsi="Arial"/>
@@ -203,6 +215,7 @@
     <w:p>
       <w:pPr>
         <w:pageBreakBefore/>
+        <w:widowControl/>
         <w:jc w:val="left"/>
         <w:rPr>
           <w:rFonts w:ascii="Times New Roman" w:eastAsia="宋体" w:hAnsi="Times New Roman" w:hint="eastAsia"/>
@@ -220,6 +233,7 @@
     <w:p>
       <w:pPr>
         <w:pageBreakBefore/>
+        <w:widowControl/>
         <w:jc w:val="left"/>
         <w:rPr>
           <w:rFonts w:ascii="Times New Roman" w:eastAsia="宋体" w:hAnsi="Times New Roman" w:hint="eastAsia"/>
@@ -229,6 +243,7 @@
     </w:p>
     <w:p>
       <w:pPr>
+        <w:widowControl/>
         <w:jc w:val="left"/>
         <w:rPr>
           <w:rFonts w:ascii="Times New Roman" w:eastAsia="宋体" w:hAnsi="Times New Roman" w:hint="eastAsia"/>
@@ -246,6 +261,7 @@
     <w:p>
       <w:pPr>
         <w:pageBreakBefore/>
+        <w:widowControl/>
         <w:jc w:val="left"/>
         <w:rPr>
           <w:rFonts w:ascii="Times New Roman" w:eastAsia="黑体" w:hAnsi="Times New Roman" w:hint="eastAsia"/>
@@ -255,6 +271,7 @@
     </w:p>
     <w:p>
       <w:pPr>
+        <w:widowControl/>
         <w:jc w:val="left"/>
         <w:rPr>
           <w:rFonts w:ascii="Times New Roman" w:eastAsia="宋体" w:hAnsi="Times New Roman" w:hint="eastAsia"/>
@@ -686,7 +703,7 @@
     <w:link w:val="10"/>
     <w:uiPriority w:val="9"/>
     <w:qFormat/>
-    <w:rsid w:val="00B91DDB"/>
+    <w:rsid w:val="00C51425"/>
     <w:pPr>
       <w:keepNext/>
       <w:keepLines/>
@@ -709,7 +726,7 @@
     <w:semiHidden/>
     <w:unhideWhenUsed/>
     <w:qFormat/>
-    <w:rsid w:val="00B91DDB"/>
+    <w:rsid w:val="00C51425"/>
     <w:pPr>
       <w:keepNext/>
       <w:keepLines/>
@@ -732,7 +749,7 @@
     <w:semiHidden/>
     <w:unhideWhenUsed/>
     <w:qFormat/>
-    <w:rsid w:val="00B91DDB"/>
+    <w:rsid w:val="00C51425"/>
     <w:pPr>
       <w:keepNext/>
       <w:keepLines/>
@@ -755,7 +772,7 @@
     <w:semiHidden/>
     <w:unhideWhenUsed/>
     <w:qFormat/>
-    <w:rsid w:val="00B91DDB"/>
+    <w:rsid w:val="00C51425"/>
     <w:pPr>
       <w:keepNext/>
       <w:keepLines/>
@@ -778,7 +795,7 @@
     <w:semiHidden/>
     <w:unhideWhenUsed/>
     <w:qFormat/>
-    <w:rsid w:val="00B91DDB"/>
+    <w:rsid w:val="00C51425"/>
     <w:pPr>
       <w:keepNext/>
       <w:keepLines/>
@@ -801,7 +818,7 @@
     <w:semiHidden/>
     <w:unhideWhenUsed/>
     <w:qFormat/>
-    <w:rsid w:val="00B91DDB"/>
+    <w:rsid w:val="00C51425"/>
     <w:pPr>
       <w:keepNext/>
       <w:keepLines/>
@@ -824,7 +841,7 @@
     <w:semiHidden/>
     <w:unhideWhenUsed/>
     <w:qFormat/>
-    <w:rsid w:val="00B91DDB"/>
+    <w:rsid w:val="00C51425"/>
     <w:pPr>
       <w:keepNext/>
       <w:keepLines/>
@@ -847,7 +864,7 @@
     <w:semiHidden/>
     <w:unhideWhenUsed/>
     <w:qFormat/>
-    <w:rsid w:val="00B91DDB"/>
+    <w:rsid w:val="00C51425"/>
     <w:pPr>
       <w:keepNext/>
       <w:keepLines/>
@@ -867,7 +884,7 @@
     <w:semiHidden/>
     <w:unhideWhenUsed/>
     <w:qFormat/>
-    <w:rsid w:val="00B91DDB"/>
+    <w:rsid w:val="00C51425"/>
     <w:pPr>
       <w:keepNext/>
       <w:keepLines/>
@@ -910,7 +927,7 @@
     <w:basedOn w:val="a0"/>
     <w:link w:val="1"/>
     <w:uiPriority w:val="9"/>
-    <w:rsid w:val="00B91DDB"/>
+    <w:rsid w:val="00C51425"/>
     <w:rPr>
       <w:rFonts w:asciiTheme="majorHAnsi" w:eastAsiaTheme="majorEastAsia" w:hAnsiTheme="majorHAnsi" w:cstheme="majorBidi"/>
       <w:color w:val="0F4761" w:themeColor="accent1" w:themeShade="BF"/>
@@ -924,7 +941,7 @@
     <w:link w:val="2"/>
     <w:uiPriority w:val="9"/>
     <w:semiHidden/>
-    <w:rsid w:val="00B91DDB"/>
+    <w:rsid w:val="00C51425"/>
     <w:rPr>
       <w:rFonts w:asciiTheme="majorHAnsi" w:eastAsiaTheme="majorEastAsia" w:hAnsiTheme="majorHAnsi" w:cstheme="majorBidi"/>
       <w:color w:val="0F4761" w:themeColor="accent1" w:themeShade="BF"/>
@@ -938,7 +955,7 @@
     <w:link w:val="3"/>
     <w:uiPriority w:val="9"/>
     <w:semiHidden/>
-    <w:rsid w:val="00B91DDB"/>
+    <w:rsid w:val="00C51425"/>
     <w:rPr>
       <w:rFonts w:asciiTheme="majorHAnsi" w:eastAsiaTheme="majorEastAsia" w:hAnsiTheme="majorHAnsi" w:cstheme="majorBidi"/>
       <w:color w:val="0F4761" w:themeColor="accent1" w:themeShade="BF"/>
@@ -952,7 +969,7 @@
     <w:link w:val="4"/>
     <w:uiPriority w:val="9"/>
     <w:semiHidden/>
-    <w:rsid w:val="00B91DDB"/>
+    <w:rsid w:val="00C51425"/>
     <w:rPr>
       <w:rFonts w:cstheme="majorBidi"/>
       <w:color w:val="0F4761" w:themeColor="accent1" w:themeShade="BF"/>
@@ -966,7 +983,7 @@
     <w:link w:val="5"/>
     <w:uiPriority w:val="9"/>
     <w:semiHidden/>
-    <w:rsid w:val="00B91DDB"/>
+    <w:rsid w:val="00C51425"/>
     <w:rPr>
       <w:rFonts w:cstheme="majorBidi"/>
       <w:color w:val="0F4761" w:themeColor="accent1" w:themeShade="BF"/>
@@ -980,7 +997,7 @@
     <w:link w:val="6"/>
     <w:uiPriority w:val="9"/>
     <w:semiHidden/>
-    <w:rsid w:val="00B91DDB"/>
+    <w:rsid w:val="00C51425"/>
     <w:rPr>
       <w:rFonts w:cstheme="majorBidi"/>
       <w:b/>
@@ -994,7 +1011,7 @@
     <w:link w:val="7"/>
     <w:uiPriority w:val="9"/>
     <w:semiHidden/>
-    <w:rsid w:val="00B91DDB"/>
+    <w:rsid w:val="00C51425"/>
     <w:rPr>
       <w:rFonts w:cstheme="majorBidi"/>
       <w:b/>
@@ -1008,7 +1025,7 @@
     <w:link w:val="8"/>
     <w:uiPriority w:val="9"/>
     <w:semiHidden/>
-    <w:rsid w:val="00B91DDB"/>
+    <w:rsid w:val="00C51425"/>
     <w:rPr>
       <w:rFonts w:cstheme="majorBidi"/>
       <w:color w:val="595959" w:themeColor="text1" w:themeTint="A6"/>
@@ -1020,7 +1037,7 @@
     <w:link w:val="9"/>
     <w:uiPriority w:val="9"/>
     <w:semiHidden/>
-    <w:rsid w:val="00B91DDB"/>
+    <w:rsid w:val="00C51425"/>
     <w:rPr>
       <w:rFonts w:eastAsiaTheme="majorEastAsia" w:cstheme="majorBidi"/>
       <w:color w:val="595959" w:themeColor="text1" w:themeTint="A6"/>
@@ -1033,7 +1050,7 @@
     <w:link w:val="a4"/>
     <w:uiPriority w:val="10"/>
     <w:qFormat/>
-    <w:rsid w:val="00B91DDB"/>
+    <w:rsid w:val="00C51425"/>
     <w:pPr>
       <w:spacing w:after="80"/>
       <w:contextualSpacing/>
@@ -1052,7 +1069,7 @@
     <w:basedOn w:val="a0"/>
     <w:link w:val="a3"/>
     <w:uiPriority w:val="10"/>
-    <w:rsid w:val="00B91DDB"/>
+    <w:rsid w:val="00C51425"/>
     <w:rPr>
       <w:rFonts w:asciiTheme="majorHAnsi" w:eastAsiaTheme="majorEastAsia" w:hAnsiTheme="majorHAnsi" w:cstheme="majorBidi"/>
       <w:spacing w:val="-10"/>
@@ -1068,7 +1085,7 @@
     <w:link w:val="a6"/>
     <w:uiPriority w:val="11"/>
     <w:qFormat/>
-    <w:rsid w:val="00B91DDB"/>
+    <w:rsid w:val="00C51425"/>
     <w:pPr>
       <w:numPr>
         <w:ilvl w:val="1"/>
@@ -1089,7 +1106,7 @@
     <w:basedOn w:val="a0"/>
     <w:link w:val="a5"/>
     <w:uiPriority w:val="11"/>
-    <w:rsid w:val="00B91DDB"/>
+    <w:rsid w:val="00C51425"/>
     <w:rPr>
       <w:rFonts w:asciiTheme="majorHAnsi" w:eastAsiaTheme="majorEastAsia" w:hAnsiTheme="majorHAnsi" w:cstheme="majorBidi"/>
       <w:color w:val="595959" w:themeColor="text1" w:themeTint="A6"/>
@@ -1105,7 +1122,7 @@
     <w:link w:val="a8"/>
     <w:uiPriority w:val="29"/>
     <w:qFormat/>
-    <w:rsid w:val="00B91DDB"/>
+    <w:rsid w:val="00C51425"/>
     <w:pPr>
       <w:spacing w:before="160" w:after="160"/>
       <w:jc w:val="center"/>
@@ -1121,7 +1138,7 @@
     <w:basedOn w:val="a0"/>
     <w:link w:val="a7"/>
     <w:uiPriority w:val="29"/>
-    <w:rsid w:val="00B91DDB"/>
+    <w:rsid w:val="00C51425"/>
     <w:rPr>
       <w:i/>
       <w:iCs/>
@@ -1133,7 +1150,7 @@
     <w:basedOn w:val="a"/>
     <w:uiPriority w:val="34"/>
     <w:qFormat/>
-    <w:rsid w:val="00B91DDB"/>
+    <w:rsid w:val="00C51425"/>
     <w:pPr>
       <w:ind w:left="720"/>
       <w:contextualSpacing/>
@@ -1144,7 +1161,7 @@
     <w:basedOn w:val="a0"/>
     <w:uiPriority w:val="21"/>
     <w:qFormat/>
-    <w:rsid w:val="00B91DDB"/>
+    <w:rsid w:val="00C51425"/>
     <w:rPr>
       <w:i/>
       <w:iCs/>
@@ -1158,7 +1175,7 @@
     <w:link w:val="ac"/>
     <w:uiPriority w:val="30"/>
     <w:qFormat/>
-    <w:rsid w:val="00B91DDB"/>
+    <w:rsid w:val="00C51425"/>
     <w:pPr>
       <w:pBdr>
         <w:top w:val="single" w:sz="4" w:space="10" w:color="0F4761" w:themeColor="accent1" w:themeShade="BF"/>
@@ -1179,7 +1196,7 @@
     <w:basedOn w:val="a0"/>
     <w:link w:val="ab"/>
     <w:uiPriority w:val="30"/>
-    <w:rsid w:val="00B91DDB"/>
+    <w:rsid w:val="00C51425"/>
     <w:rPr>
       <w:i/>
       <w:iCs/>
@@ -1191,7 +1208,7 @@
     <w:basedOn w:val="a0"/>
     <w:uiPriority w:val="32"/>
     <w:qFormat/>
-    <w:rsid w:val="00B91DDB"/>
+    <w:rsid w:val="00C51425"/>
     <w:rPr>
       <w:b/>
       <w:bCs/>
